--- a/Focus Group Materials/Artifact Packets/Institutional_Cover.docx
+++ b/Focus Group Materials/Artifact Packets/Institutional_Cover.docx
@@ -13,7 +13,7 @@
           <w:color w:val="000000"/>
           <w:sz w:val="40"/>
         </w:rPr>
-        <w:t>VIRTUSFOCUS FOCUS GROUP</w:t>
+        <w:t>"VirtusFocus" Focus Group</w:t>
       </w:r>
     </w:p>
     <w:p>

--- a/Focus Group Materials/Artifact Packets/Institutional_Cover.docx
+++ b/Focus Group Materials/Artifact Packets/Institutional_Cover.docx
@@ -172,7 +172,7 @@
           <w:rFonts w:ascii="Arial" w:hAnsi="Arial"/>
           <w:sz w:val="22"/>
         </w:rPr>
-        <w:t xml:space="preserve">  —  D2 women's softball, infielder. 12-week coaching arc.</w:t>
+        <w:t xml:space="preserve">  —  D2 women's softball, outfielder. 12-week coaching arc.</w:t>
       </w:r>
     </w:p>
     <w:p>

--- a/Focus Group Materials/Artifact Packets/Institutional_Cover.docx
+++ b/Focus Group Materials/Artifact Packets/Institutional_Cover.docx
@@ -121,7 +121,7 @@
           <w:i w:val="0"/>
           <w:sz w:val="22"/>
         </w:rPr>
-        <w:t>Real coaching-staff output from two anonymized athletes, plus a sample institutional team-level dashboard. These are not mockups — this is what a coaching staff actually receives in real deployment.</w:t>
+        <w:t>Real coaching-staff output from two anonymized athletes, the system's baseline snapshot showing one athlete's Day 1 starting point, and a sample institutional team-level dashboard. These are not mockups. This is what a coaching staff actually receives in real deployment.</w:t>
       </w:r>
     </w:p>
     <w:p>
@@ -229,6 +229,41 @@
           <w:rFonts w:ascii="Arial" w:hAnsi="Arial"/>
           <w:sz w:val="22"/>
         </w:rPr>
+        <w:t>Athlete A — Baseline Snapshot</w:t>
+      </w:r>
+    </w:p>
+    <w:p>
+      <w:pPr>
+        <w:spacing w:before="0" w:after="0"/>
+        <w:ind w:left="1440"/>
+      </w:pPr>
+      <w:r>
+        <w:rPr>
+          <w:rFonts w:ascii="Arial" w:hAnsi="Arial"/>
+          <w:i/>
+          <w:sz w:val="20"/>
+        </w:rPr>
+        <w:t>Day 1 starting point</w:t>
+      </w:r>
+    </w:p>
+    <w:p>
+      <w:pPr>
+        <w:spacing w:before="0" w:after="0"/>
+        <w:ind w:left="720"/>
+      </w:pPr>
+      <w:r>
+        <w:rPr>
+          <w:rFonts w:ascii="Arial" w:hAnsi="Arial"/>
+          <w:b/>
+          <w:sz w:val="22"/>
+        </w:rPr>
+        <w:t xml:space="preserve">2.  </w:t>
+      </w:r>
+      <w:r>
+        <w:rPr>
+          <w:rFonts w:ascii="Arial" w:hAnsi="Arial"/>
+          <w:sz w:val="22"/>
+        </w:rPr>
         <w:t>Athlete A — 12-week progression visual</w:t>
       </w:r>
     </w:p>
@@ -243,7 +278,7 @@
           <w:b/>
           <w:sz w:val="22"/>
         </w:rPr>
-        <w:t xml:space="preserve">2.  </w:t>
+        <w:t xml:space="preserve">3.  </w:t>
       </w:r>
       <w:r>
         <w:rPr>
@@ -278,7 +313,7 @@
           <w:b/>
           <w:sz w:val="22"/>
         </w:rPr>
-        <w:t xml:space="preserve">3.  </w:t>
+        <w:t xml:space="preserve">4.  </w:t>
       </w:r>
       <w:r>
         <w:rPr>
@@ -313,7 +348,77 @@
           <w:b/>
           <w:sz w:val="22"/>
         </w:rPr>
-        <w:t xml:space="preserve">4.  </w:t>
+        <w:t xml:space="preserve">5.  </w:t>
+      </w:r>
+      <w:r>
+        <w:rPr>
+          <w:rFonts w:ascii="Arial" w:hAnsi="Arial"/>
+          <w:sz w:val="22"/>
+        </w:rPr>
+        <w:t>Athlete A — Week 12 Coaching Message</w:t>
+      </w:r>
+    </w:p>
+    <w:p>
+      <w:pPr>
+        <w:spacing w:before="0" w:after="0"/>
+        <w:ind w:left="1440"/>
+      </w:pPr>
+      <w:r>
+        <w:rPr>
+          <w:rFonts w:ascii="Arial" w:hAnsi="Arial"/>
+          <w:i/>
+          <w:sz w:val="20"/>
+        </w:rPr>
+        <w:t>athlete-facing cross-audience reference</w:t>
+      </w:r>
+    </w:p>
+    <w:p>
+      <w:pPr>
+        <w:spacing w:before="0" w:after="0"/>
+        <w:ind w:left="720"/>
+      </w:pPr>
+      <w:r>
+        <w:rPr>
+          <w:rFonts w:ascii="Arial" w:hAnsi="Arial"/>
+          <w:b/>
+          <w:sz w:val="22"/>
+        </w:rPr>
+        <w:t xml:space="preserve">6.  </w:t>
+      </w:r>
+      <w:r>
+        <w:rPr>
+          <w:rFonts w:ascii="Arial" w:hAnsi="Arial"/>
+          <w:sz w:val="22"/>
+        </w:rPr>
+        <w:t>Athlete A — Week 12 Parent Coaching Message</w:t>
+      </w:r>
+    </w:p>
+    <w:p>
+      <w:pPr>
+        <w:spacing w:before="0" w:after="0"/>
+        <w:ind w:left="1440"/>
+      </w:pPr>
+      <w:r>
+        <w:rPr>
+          <w:rFonts w:ascii="Arial" w:hAnsi="Arial"/>
+          <w:i/>
+          <w:sz w:val="20"/>
+        </w:rPr>
+        <w:t>parent-facing cross-audience reference</w:t>
+      </w:r>
+    </w:p>
+    <w:p>
+      <w:pPr>
+        <w:spacing w:before="0" w:after="0"/>
+        <w:ind w:left="720"/>
+      </w:pPr>
+      <w:r>
+        <w:rPr>
+          <w:rFonts w:ascii="Arial" w:hAnsi="Arial"/>
+          <w:b/>
+          <w:sz w:val="22"/>
+        </w:rPr>
+        <w:t xml:space="preserve">7.  </w:t>
       </w:r>
       <w:r>
         <w:rPr>
@@ -334,7 +439,7 @@
           <w:b/>
           <w:sz w:val="22"/>
         </w:rPr>
-        <w:t xml:space="preserve">5.  </w:t>
+        <w:t xml:space="preserve">8.  </w:t>
       </w:r>
       <w:r>
         <w:rPr>
@@ -369,7 +474,7 @@
           <w:b/>
           <w:sz w:val="22"/>
         </w:rPr>
-        <w:t xml:space="preserve">6.  </w:t>
+        <w:t xml:space="preserve">9.  </w:t>
       </w:r>
       <w:r>
         <w:rPr>
